--- a/syllabus.docx
+++ b/syllabus.docx
@@ -1,11 +1,11 @@
 
 <file path=word/document.xml><?xml version="1.0" encoding="utf-8"?>
-<w:document xmlns:wpc="http://schemas.microsoft.com/office/word/2010/wordprocessingCanvas" xmlns:cx="http://schemas.microsoft.com/office/drawing/2014/chartex" xmlns:cx1="http://schemas.microsoft.com/office/drawing/2015/9/8/chartex" xmlns:cx2="http://schemas.microsoft.com/office/drawing/2015/10/21/chartex" xmlns:cx3="http://schemas.microsoft.com/office/drawing/2016/5/9/chartex" xmlns:cx4="http://schemas.microsoft.com/office/drawing/2016/5/10/chartex" xmlns:cx5="http://schemas.microsoft.com/office/drawing/2016/5/11/chartex" xmlns:cx6="http://schemas.microsoft.com/office/drawing/2016/5/12/chartex" xmlns:cx7="http://schemas.microsoft.com/office/drawing/2016/5/13/chartex" xmlns:cx8="http://schemas.microsoft.com/office/drawing/2016/5/14/chartex" xmlns:mc="http://schemas.openxmlformats.org/markup-compatibility/2006" xmlns:aink="http://schemas.microsoft.com/office/drawing/2016/ink" xmlns:am3d="http://schemas.microsoft.com/office/drawing/2017/model3d" xmlns:o="urn:schemas-microsoft-com:office:office" xmlns:oel="http://schemas.microsoft.com/office/2019/extlst" xmlns:r="http://schemas.openxmlformats.org/officeDocument/2006/relationships" xmlns:m="http://schemas.openxmlformats.org/officeDocument/2006/math" xmlns:v="urn:schemas-microsoft-com:vml" xmlns:wp14="http://schemas.microsoft.com/office/word/2010/wordprocessingDrawing" xmlns:wp="http://schemas.openxmlformats.org/drawingml/2006/wordprocessingDrawing" xmlns:w10="urn:schemas-microsoft-com:office:word" xmlns:w="http://schemas.openxmlformats.org/wordprocessingml/2006/main" xmlns:w14="http://schemas.microsoft.com/office/word/2010/wordml" xmlns:w15="http://schemas.microsoft.com/office/word/2012/wordml" xmlns:w16cex="http://schemas.microsoft.com/office/word/2018/wordml/cex" xmlns:w16cid="http://schemas.microsoft.com/office/word/2016/wordml/cid" xmlns:w16="http://schemas.microsoft.com/office/word/2018/wordml" xmlns:w16sdtdh="http://schemas.microsoft.com/office/word/2020/wordml/sdtdatahash" xmlns:w16se="http://schemas.microsoft.com/office/word/2015/wordml/symex" xmlns:wpg="http://schemas.microsoft.com/office/word/2010/wordprocessingGroup" xmlns:wpi="http://schemas.microsoft.com/office/word/2010/wordprocessingInk" xmlns:wne="http://schemas.microsoft.com/office/word/2006/wordml" xmlns:wps="http://schemas.microsoft.com/office/word/2010/wordprocessingShape" mc:Ignorable="w14 w15 w16se w16cid w16 w16cex w16sdtdh wp14">
+<w:document xmlns:wpc="http://schemas.microsoft.com/office/word/2010/wordprocessingCanvas" xmlns:cx="http://schemas.microsoft.com/office/drawing/2014/chartex" xmlns:cx1="http://schemas.microsoft.com/office/drawing/2015/9/8/chartex" xmlns:cx2="http://schemas.microsoft.com/office/drawing/2015/10/21/chartex" xmlns:cx3="http://schemas.microsoft.com/office/drawing/2016/5/9/chartex" xmlns:cx4="http://schemas.microsoft.com/office/drawing/2016/5/10/chartex" xmlns:cx5="http://schemas.microsoft.com/office/drawing/2016/5/11/chartex" xmlns:cx6="http://schemas.microsoft.com/office/drawing/2016/5/12/chartex" xmlns:cx7="http://schemas.microsoft.com/office/drawing/2016/5/13/chartex" xmlns:cx8="http://schemas.microsoft.com/office/drawing/2016/5/14/chartex" xmlns:mc="http://schemas.openxmlformats.org/markup-compatibility/2006" xmlns:aink="http://schemas.microsoft.com/office/drawing/2016/ink" xmlns:am3d="http://schemas.microsoft.com/office/drawing/2017/model3d" xmlns:o="urn:schemas-microsoft-com:office:office" xmlns:oel="http://schemas.microsoft.com/office/2019/extlst" xmlns:r="http://schemas.openxmlformats.org/officeDocument/2006/relationships" xmlns:m="http://schemas.openxmlformats.org/officeDocument/2006/math" xmlns:v="urn:schemas-microsoft-com:vml" xmlns:wp14="http://schemas.microsoft.com/office/word/2010/wordprocessingDrawing" xmlns:wp="http://schemas.openxmlformats.org/drawingml/2006/wordprocessingDrawing" xmlns:w10="urn:schemas-microsoft-com:office:word" xmlns:w="http://schemas.openxmlformats.org/wordprocessingml/2006/main" xmlns:w14="http://schemas.microsoft.com/office/word/2010/wordml" xmlns:w15="http://schemas.microsoft.com/office/word/2012/wordml" xmlns:w16cex="http://schemas.microsoft.com/office/word/2018/wordml/cex" xmlns:w16cid="http://schemas.microsoft.com/office/word/2016/wordml/cid" xmlns:w16="http://schemas.microsoft.com/office/word/2018/wordml" xmlns:w16du="http://schemas.microsoft.com/office/word/2023/wordml/word16du" xmlns:w16sdtdh="http://schemas.microsoft.com/office/word/2020/wordml/sdtdatahash" xmlns:w16se="http://schemas.microsoft.com/office/word/2015/wordml/symex" xmlns:wpg="http://schemas.microsoft.com/office/word/2010/wordprocessingGroup" xmlns:wpi="http://schemas.microsoft.com/office/word/2010/wordprocessingInk" xmlns:wne="http://schemas.microsoft.com/office/word/2006/wordml" xmlns:wps="http://schemas.microsoft.com/office/word/2010/wordprocessingShape" mc:Ignorable="w14 w15 w16se w16cid w16 w16cex w16sdtdh w16du wp14">
   <w:background w:color="FFFFFF"/>
   <w:body>
     <w:p>
       <w:pPr>
-        <w:pStyle w:val="a0"/>
+        <w:pStyle w:val="BodyText"/>
         <w:bidi/>
         <w:spacing w:after="0"/>
         <w:jc w:val="center"/>
@@ -240,7 +240,7 @@
     </w:p>
     <w:p>
       <w:pPr>
-        <w:pStyle w:val="a0"/>
+        <w:pStyle w:val="BodyText"/>
         <w:bidi/>
         <w:spacing w:after="0"/>
         <w:jc w:val="center"/>
@@ -403,7 +403,7 @@
     </w:p>
     <w:p>
       <w:pPr>
-        <w:pStyle w:val="a0"/>
+        <w:pStyle w:val="BodyText"/>
         <w:bidi/>
         <w:spacing w:after="0"/>
         <w:jc w:val="center"/>
@@ -451,7 +451,7 @@
     </w:p>
     <w:p>
       <w:pPr>
-        <w:pStyle w:val="a0"/>
+        <w:pStyle w:val="BodyText"/>
         <w:bidi/>
         <w:spacing w:after="0"/>
         <w:jc w:val="center"/>
@@ -508,7 +508,7 @@
     </w:p>
     <w:p>
       <w:pPr>
-        <w:pStyle w:val="a0"/>
+        <w:pStyle w:val="BodyText"/>
         <w:bidi/>
         <w:jc w:val="center"/>
         <w:rPr>
@@ -726,7 +726,7 @@
           <w:rFonts w:ascii="Arial" w:hAnsi="Arial" w:cs="Arial" w:hint="cs"/>
           <w:rtl/>
         </w:rPr>
-        <w:t>הוגנוצת</w:t>
+        <w:t>הוגנות</w:t>
       </w:r>
       <w:r>
         <w:rPr>
@@ -3081,7 +3081,7 @@
       </w:r>
       <w:r>
         <w:rPr>
-          <w:rStyle w:val="a4"/>
+          <w:rStyle w:val="Strong"/>
           <w:rFonts w:ascii="Arial" w:hAnsi="Arial" w:cs="Arial"/>
           <w:b w:val="0"/>
           <w:bCs w:val="0"/>
@@ -3203,7 +3203,7 @@
       </w:r>
       <w:r>
         <w:rPr>
-          <w:rStyle w:val="a4"/>
+          <w:rStyle w:val="Strong"/>
           <w:rFonts w:ascii="Arial" w:hAnsi="Arial" w:cs="Arial"/>
           <w:b w:val="0"/>
           <w:bCs w:val="0"/>
@@ -3551,7 +3551,7 @@
 </file>
 
 <file path=word/numbering.xml><?xml version="1.0" encoding="utf-8"?>
-<w:numbering xmlns:wpc="http://schemas.microsoft.com/office/word/2010/wordprocessingCanvas" xmlns:cx="http://schemas.microsoft.com/office/drawing/2014/chartex" xmlns:cx1="http://schemas.microsoft.com/office/drawing/2015/9/8/chartex" xmlns:cx2="http://schemas.microsoft.com/office/drawing/2015/10/21/chartex" xmlns:cx3="http://schemas.microsoft.com/office/drawing/2016/5/9/chartex" xmlns:cx4="http://schemas.microsoft.com/office/drawing/2016/5/10/chartex" xmlns:cx5="http://schemas.microsoft.com/office/drawing/2016/5/11/chartex" xmlns:cx6="http://schemas.microsoft.com/office/drawing/2016/5/12/chartex" xmlns:cx7="http://schemas.microsoft.com/office/drawing/2016/5/13/chartex" xmlns:cx8="http://schemas.microsoft.com/office/drawing/2016/5/14/chartex" xmlns:mc="http://schemas.openxmlformats.org/markup-compatibility/2006" xmlns:aink="http://schemas.microsoft.com/office/drawing/2016/ink" xmlns:am3d="http://schemas.microsoft.com/office/drawing/2017/model3d" xmlns:o="urn:schemas-microsoft-com:office:office" xmlns:oel="http://schemas.microsoft.com/office/2019/extlst" xmlns:r="http://schemas.openxmlformats.org/officeDocument/2006/relationships" xmlns:m="http://schemas.openxmlformats.org/officeDocument/2006/math" xmlns:v="urn:schemas-microsoft-com:vml" xmlns:wp14="http://schemas.microsoft.com/office/word/2010/wordprocessingDrawing" xmlns:wp="http://schemas.openxmlformats.org/drawingml/2006/wordprocessingDrawing" xmlns:w10="urn:schemas-microsoft-com:office:word" xmlns:w="http://schemas.openxmlformats.org/wordprocessingml/2006/main" xmlns:w14="http://schemas.microsoft.com/office/word/2010/wordml" xmlns:w15="http://schemas.microsoft.com/office/word/2012/wordml" xmlns:w16cex="http://schemas.microsoft.com/office/word/2018/wordml/cex" xmlns:w16cid="http://schemas.microsoft.com/office/word/2016/wordml/cid" xmlns:w16="http://schemas.microsoft.com/office/word/2018/wordml" xmlns:w16sdtdh="http://schemas.microsoft.com/office/word/2020/wordml/sdtdatahash" xmlns:w16se="http://schemas.microsoft.com/office/word/2015/wordml/symex" xmlns:wpg="http://schemas.microsoft.com/office/word/2010/wordprocessingGroup" xmlns:wpi="http://schemas.microsoft.com/office/word/2010/wordprocessingInk" xmlns:wne="http://schemas.microsoft.com/office/word/2006/wordml" xmlns:wps="http://schemas.microsoft.com/office/word/2010/wordprocessingShape" mc:Ignorable="w14 w15 w16se w16cid w16 w16cex w16sdtdh wp14">
+<w:numbering xmlns:wpc="http://schemas.microsoft.com/office/word/2010/wordprocessingCanvas" xmlns:cx="http://schemas.microsoft.com/office/drawing/2014/chartex" xmlns:cx1="http://schemas.microsoft.com/office/drawing/2015/9/8/chartex" xmlns:cx2="http://schemas.microsoft.com/office/drawing/2015/10/21/chartex" xmlns:cx3="http://schemas.microsoft.com/office/drawing/2016/5/9/chartex" xmlns:cx4="http://schemas.microsoft.com/office/drawing/2016/5/10/chartex" xmlns:cx5="http://schemas.microsoft.com/office/drawing/2016/5/11/chartex" xmlns:cx6="http://schemas.microsoft.com/office/drawing/2016/5/12/chartex" xmlns:cx7="http://schemas.microsoft.com/office/drawing/2016/5/13/chartex" xmlns:cx8="http://schemas.microsoft.com/office/drawing/2016/5/14/chartex" xmlns:mc="http://schemas.openxmlformats.org/markup-compatibility/2006" xmlns:aink="http://schemas.microsoft.com/office/drawing/2016/ink" xmlns:am3d="http://schemas.microsoft.com/office/drawing/2017/model3d" xmlns:o="urn:schemas-microsoft-com:office:office" xmlns:oel="http://schemas.microsoft.com/office/2019/extlst" xmlns:r="http://schemas.openxmlformats.org/officeDocument/2006/relationships" xmlns:m="http://schemas.openxmlformats.org/officeDocument/2006/math" xmlns:v="urn:schemas-microsoft-com:vml" xmlns:wp14="http://schemas.microsoft.com/office/word/2010/wordprocessingDrawing" xmlns:wp="http://schemas.openxmlformats.org/drawingml/2006/wordprocessingDrawing" xmlns:w10="urn:schemas-microsoft-com:office:word" xmlns:w="http://schemas.openxmlformats.org/wordprocessingml/2006/main" xmlns:w14="http://schemas.microsoft.com/office/word/2010/wordml" xmlns:w15="http://schemas.microsoft.com/office/word/2012/wordml" xmlns:w16cex="http://schemas.microsoft.com/office/word/2018/wordml/cex" xmlns:w16cid="http://schemas.microsoft.com/office/word/2016/wordml/cid" xmlns:w16="http://schemas.microsoft.com/office/word/2018/wordml" xmlns:w16du="http://schemas.microsoft.com/office/word/2023/wordml/word16du" xmlns:w16sdtdh="http://schemas.microsoft.com/office/word/2020/wordml/sdtdatahash" xmlns:w16se="http://schemas.microsoft.com/office/word/2015/wordml/symex" xmlns:wpg="http://schemas.microsoft.com/office/word/2010/wordprocessingGroup" xmlns:wpi="http://schemas.microsoft.com/office/word/2010/wordprocessingInk" xmlns:wne="http://schemas.microsoft.com/office/word/2006/wordml" xmlns:wps="http://schemas.microsoft.com/office/word/2010/wordprocessingShape" mc:Ignorable="w14 w15 w16se w16cid w16 w16cex w16sdtdh w16du wp14">
   <w:abstractNum w:abstractNumId="0" w15:restartNumberingAfterBreak="0">
     <w:nsid w:val="45EB7C18"/>
     <w:multiLevelType w:val="multilevel"/>
@@ -3812,7 +3812,7 @@
     <w:lvl w:ilvl="0">
       <w:start w:val="1"/>
       <w:numFmt w:val="none"/>
-      <w:pStyle w:val="1"/>
+      <w:pStyle w:val="Heading1"/>
       <w:suff w:val="nothing"/>
       <w:lvlText w:val=""/>
       <w:lvlJc w:val="left"/>
@@ -3826,7 +3826,7 @@
     <w:lvl w:ilvl="1">
       <w:start w:val="1"/>
       <w:numFmt w:val="none"/>
-      <w:pStyle w:val="2"/>
+      <w:pStyle w:val="Heading2"/>
       <w:suff w:val="nothing"/>
       <w:lvlText w:val=""/>
       <w:lvlJc w:val="left"/>
@@ -4353,12 +4353,12 @@
 </file>
 
 <file path=word/styles.xml><?xml version="1.0" encoding="utf-8"?>
-<w:styles xmlns:mc="http://schemas.openxmlformats.org/markup-compatibility/2006" xmlns:r="http://schemas.openxmlformats.org/officeDocument/2006/relationships" xmlns:w="http://schemas.openxmlformats.org/wordprocessingml/2006/main" xmlns:w14="http://schemas.microsoft.com/office/word/2010/wordml" xmlns:w15="http://schemas.microsoft.com/office/word/2012/wordml" xmlns:w16cex="http://schemas.microsoft.com/office/word/2018/wordml/cex" xmlns:w16cid="http://schemas.microsoft.com/office/word/2016/wordml/cid" xmlns:w16="http://schemas.microsoft.com/office/word/2018/wordml" xmlns:w16sdtdh="http://schemas.microsoft.com/office/word/2020/wordml/sdtdatahash" xmlns:w16se="http://schemas.microsoft.com/office/word/2015/wordml/symex" mc:Ignorable="w14 w15 w16se w16cid w16 w16cex w16sdtdh">
+<w:styles xmlns:mc="http://schemas.openxmlformats.org/markup-compatibility/2006" xmlns:r="http://schemas.openxmlformats.org/officeDocument/2006/relationships" xmlns:w="http://schemas.openxmlformats.org/wordprocessingml/2006/main" xmlns:w14="http://schemas.microsoft.com/office/word/2010/wordml" xmlns:w15="http://schemas.microsoft.com/office/word/2012/wordml" xmlns:w16cex="http://schemas.microsoft.com/office/word/2018/wordml/cex" xmlns:w16cid="http://schemas.microsoft.com/office/word/2016/wordml/cid" xmlns:w16="http://schemas.microsoft.com/office/word/2018/wordml" xmlns:w16du="http://schemas.microsoft.com/office/word/2023/wordml/word16du" xmlns:w16sdtdh="http://schemas.microsoft.com/office/word/2020/wordml/sdtdatahash" xmlns:w16se="http://schemas.microsoft.com/office/word/2015/wordml/symex" mc:Ignorable="w14 w15 w16se w16cid w16 w16cex w16sdtdh w16du">
   <w:docDefaults>
     <w:rPrDefault>
       <w:rPr>
         <w:rFonts w:ascii="Times New Roman" w:eastAsia="Times New Roman" w:hAnsi="Times New Roman" w:cs="Times New Roman"/>
-        <w:lang w:val="en-IL" w:eastAsia="en-IL" w:bidi="he-IL"/>
+        <w:lang w:val="en-US" w:eastAsia="en-US" w:bidi="he-IL"/>
       </w:rPr>
     </w:rPrDefault>
     <w:pPrDefault/>
@@ -4741,7 +4741,7 @@
     <w:lsdException w:name="Unresolved Mention" w:semiHidden="1" w:unhideWhenUsed="1"/>
     <w:lsdException w:name="Smart Link" w:semiHidden="1" w:unhideWhenUsed="1"/>
   </w:latentStyles>
-  <w:style w:type="paragraph" w:default="1" w:styleId="a">
+  <w:style w:type="paragraph" w:default="1" w:styleId="Normal">
     <w:name w:val="Normal"/>
     <w:qFormat/>
     <w:pPr>
@@ -4752,13 +4752,13 @@
       <w:kern w:val="2"/>
       <w:sz w:val="24"/>
       <w:szCs w:val="24"/>
-      <w:lang w:val="en-US" w:eastAsia="zh-CN"/>
+      <w:lang w:eastAsia="zh-CN"/>
     </w:rPr>
   </w:style>
-  <w:style w:type="paragraph" w:styleId="1">
+  <w:style w:type="paragraph" w:styleId="Heading1">
     <w:name w:val="heading 1"/>
     <w:basedOn w:val="Heading"/>
-    <w:next w:val="a0"/>
+    <w:next w:val="BodyText"/>
     <w:qFormat/>
     <w:pPr>
       <w:numPr>
@@ -4774,10 +4774,10 @@
       <w:szCs w:val="48"/>
     </w:rPr>
   </w:style>
-  <w:style w:type="paragraph" w:styleId="2">
+  <w:style w:type="paragraph" w:styleId="Heading2">
     <w:name w:val="heading 2"/>
     <w:basedOn w:val="Heading"/>
-    <w:next w:val="a0"/>
+    <w:next w:val="BodyText"/>
     <w:qFormat/>
     <w:pPr>
       <w:numPr>
@@ -4795,13 +4795,13 @@
       <w:szCs w:val="36"/>
     </w:rPr>
   </w:style>
-  <w:style w:type="character" w:default="1" w:styleId="a1">
+  <w:style w:type="character" w:default="1" w:styleId="DefaultParagraphFont">
     <w:name w:val="Default Paragraph Font"/>
     <w:uiPriority w:val="1"/>
     <w:semiHidden/>
     <w:unhideWhenUsed/>
   </w:style>
-  <w:style w:type="table" w:default="1" w:styleId="a2">
+  <w:style w:type="table" w:default="1" w:styleId="TableNormal">
     <w:name w:val="Normal Table"/>
     <w:uiPriority w:val="99"/>
     <w:semiHidden/>
@@ -4816,7 +4816,7 @@
       </w:tblCellMar>
     </w:tblPr>
   </w:style>
-  <w:style w:type="numbering" w:default="1" w:styleId="a3">
+  <w:style w:type="numbering" w:default="1" w:styleId="NoList">
     <w:name w:val="No List"/>
     <w:uiPriority w:val="99"/>
     <w:semiHidden/>
@@ -4929,7 +4929,7 @@
       <w:rFonts w:ascii="OpenSymbol" w:hAnsi="OpenSymbol" w:cs="OpenSymbol"/>
     </w:rPr>
   </w:style>
-  <w:style w:type="character" w:customStyle="1" w:styleId="10">
+  <w:style w:type="character" w:customStyle="1" w:styleId="1">
     <w:name w:val="גופן ברירת המחדל של פיסקה1"/>
     <w:qFormat/>
   </w:style>
@@ -5060,7 +5060,7 @@
       <w:u w:val="single"/>
     </w:rPr>
   </w:style>
-  <w:style w:type="character" w:styleId="a4">
+  <w:style w:type="character" w:styleId="Strong">
     <w:name w:val="Strong"/>
     <w:qFormat/>
     <w:rPr>
@@ -5068,7 +5068,7 @@
       <w:bCs/>
     </w:rPr>
   </w:style>
-  <w:style w:type="character" w:customStyle="1" w:styleId="a5">
+  <w:style w:type="character" w:customStyle="1" w:styleId="a">
     <w:name w:val="טקסט בלונים תו"/>
     <w:qFormat/>
     <w:rPr>
@@ -5079,7 +5079,7 @@
       <w:lang w:eastAsia="zh-CN"/>
     </w:rPr>
   </w:style>
-  <w:style w:type="character" w:styleId="a6">
+  <w:style w:type="character" w:styleId="UnresolvedMention">
     <w:name w:val="Unresolved Mention"/>
     <w:uiPriority w:val="99"/>
     <w:semiHidden/>
@@ -5093,8 +5093,8 @@
   </w:style>
   <w:style w:type="paragraph" w:customStyle="1" w:styleId="Heading">
     <w:name w:val="Heading"/>
-    <w:basedOn w:val="a"/>
-    <w:next w:val="a0"/>
+    <w:basedOn w:val="Normal"/>
+    <w:next w:val="BodyText"/>
     <w:qFormat/>
     <w:pPr>
       <w:keepNext/>
@@ -5106,20 +5106,20 @@
       <w:szCs w:val="28"/>
     </w:rPr>
   </w:style>
-  <w:style w:type="paragraph" w:styleId="a0">
+  <w:style w:type="paragraph" w:styleId="BodyText">
     <w:name w:val="Body Text"/>
-    <w:basedOn w:val="a"/>
+    <w:basedOn w:val="Normal"/>
     <w:pPr>
       <w:spacing w:after="140" w:line="288" w:lineRule="auto"/>
     </w:pPr>
   </w:style>
-  <w:style w:type="paragraph" w:styleId="a7">
+  <w:style w:type="paragraph" w:styleId="List">
     <w:name w:val="List"/>
-    <w:basedOn w:val="a0"/>
-  </w:style>
-  <w:style w:type="paragraph" w:styleId="a8">
+    <w:basedOn w:val="BodyText"/>
+  </w:style>
+  <w:style w:type="paragraph" w:styleId="Caption">
     <w:name w:val="caption"/>
-    <w:basedOn w:val="a"/>
+    <w:basedOn w:val="Normal"/>
     <w:qFormat/>
     <w:pPr>
       <w:suppressLineNumbers/>
@@ -5132,15 +5132,15 @@
   </w:style>
   <w:style w:type="paragraph" w:customStyle="1" w:styleId="Index">
     <w:name w:val="Index"/>
-    <w:basedOn w:val="a"/>
+    <w:basedOn w:val="Normal"/>
     <w:qFormat/>
     <w:pPr>
       <w:suppressLineNumbers/>
     </w:pPr>
   </w:style>
-  <w:style w:type="paragraph" w:customStyle="1" w:styleId="11">
+  <w:style w:type="paragraph" w:customStyle="1" w:styleId="10">
     <w:name w:val="כיתוב1"/>
-    <w:basedOn w:val="a"/>
+    <w:basedOn w:val="Normal"/>
     <w:qFormat/>
     <w:pPr>
       <w:suppressLineNumbers/>
@@ -5153,7 +5153,7 @@
   </w:style>
   <w:style w:type="paragraph" w:customStyle="1" w:styleId="PreformattedText">
     <w:name w:val="Preformatted Text"/>
-    <w:basedOn w:val="a"/>
+    <w:basedOn w:val="Normal"/>
     <w:qFormat/>
     <w:rPr>
       <w:rFonts w:ascii="Liberation Mono" w:eastAsia="Courier New" w:hAnsi="Liberation Mono" w:cs="Liberation Mono"/>
@@ -5163,7 +5163,7 @@
   </w:style>
   <w:style w:type="paragraph" w:customStyle="1" w:styleId="TableContents">
     <w:name w:val="Table Contents"/>
-    <w:basedOn w:val="a"/>
+    <w:basedOn w:val="Normal"/>
     <w:qFormat/>
     <w:pPr>
       <w:suppressLineNumbers/>
@@ -5183,12 +5183,12 @@
   </w:style>
   <w:style w:type="paragraph" w:customStyle="1" w:styleId="HeaderandFooter">
     <w:name w:val="Header and Footer"/>
-    <w:basedOn w:val="a"/>
-    <w:qFormat/>
-  </w:style>
-  <w:style w:type="paragraph" w:styleId="a9">
+    <w:basedOn w:val="Normal"/>
+    <w:qFormat/>
+  </w:style>
+  <w:style w:type="paragraph" w:styleId="Header">
     <w:name w:val="header"/>
-    <w:basedOn w:val="a"/>
+    <w:basedOn w:val="Normal"/>
     <w:pPr>
       <w:suppressLineNumbers/>
       <w:tabs>
@@ -5197,9 +5197,9 @@
       </w:tabs>
     </w:pPr>
   </w:style>
-  <w:style w:type="paragraph" w:styleId="aa">
+  <w:style w:type="paragraph" w:styleId="Footer">
     <w:name w:val="footer"/>
-    <w:basedOn w:val="a"/>
+    <w:basedOn w:val="Normal"/>
     <w:pPr>
       <w:suppressLineNumbers/>
       <w:tabs>
@@ -5210,8 +5210,8 @@
   </w:style>
   <w:style w:type="paragraph" w:customStyle="1" w:styleId="HorizontalLine">
     <w:name w:val="Horizontal Line"/>
-    <w:basedOn w:val="a"/>
-    <w:next w:val="a0"/>
+    <w:basedOn w:val="Normal"/>
+    <w:next w:val="BodyText"/>
     <w:qFormat/>
     <w:pPr>
       <w:suppressLineNumbers/>
@@ -5222,9 +5222,9 @@
       <w:szCs w:val="12"/>
     </w:rPr>
   </w:style>
-  <w:style w:type="paragraph" w:customStyle="1" w:styleId="12">
+  <w:style w:type="paragraph" w:customStyle="1" w:styleId="11">
     <w:name w:val="טקסט בלונים1"/>
-    <w:basedOn w:val="a"/>
+    <w:basedOn w:val="Normal"/>
     <w:qFormat/>
     <w:rPr>
       <w:rFonts w:ascii="Tahoma" w:hAnsi="Tahoma" w:cs="Tahoma"/>
@@ -5232,7 +5232,7 @@
       <w:szCs w:val="18"/>
     </w:rPr>
   </w:style>
-  <w:style w:type="paragraph" w:customStyle="1" w:styleId="13">
+  <w:style w:type="paragraph" w:customStyle="1" w:styleId="12">
     <w:name w:val="ללא מרווח1"/>
     <w:qFormat/>
     <w:pPr>
@@ -5243,7 +5243,7 @@
     <w:rPr>
       <w:sz w:val="24"/>
       <w:szCs w:val="24"/>
-      <w:lang w:val="en-US" w:eastAsia="zh-CN"/>
+      <w:lang w:eastAsia="zh-CN"/>
     </w:rPr>
   </w:style>
 </w:styles>
